--- a/03_Team_Work/Team5/Milestone_4_Interfaces_and_Data_Structures/IC_Done/WG_M4_Team5_API_1.12.2_AutocompleteAPIAdapter.docx
+++ b/03_Team_Work/Team5/Milestone_4_Interfaces_and_Data_Structures/IC_Done/WG_M4_Team5_API_1.12.2_AutocompleteAPIAdapter.docx
@@ -35,10 +35,10 @@
         <w:tblLook w:val="04A0" w:firstRow="1" w:lastRow="0" w:firstColumn="1" w:lastColumn="0" w:noHBand="0" w:noVBand="1"/>
       </w:tblPr>
       <w:tblGrid>
-        <w:gridCol w:w="2063"/>
-        <w:gridCol w:w="1484"/>
+        <w:gridCol w:w="2173"/>
+        <w:gridCol w:w="1470"/>
         <w:gridCol w:w="1577"/>
-        <w:gridCol w:w="4236"/>
+        <w:gridCol w:w="4140"/>
       </w:tblGrid>
       <w:tr>
         <w:trPr>
@@ -255,7 +255,7 @@
                 <w:sz w:val="22"/>
                 <w:lang w:eastAsia="en-US"/>
               </w:rPr>
-              <w:t>jobDescription</w:t>
+              <w:t>requestTimestamp</w:t>
             </w:r>
           </w:p>
         </w:tc>
@@ -1711,6 +1711,7 @@
   <w:style w:type="character" w:default="1" w:styleId="DefaultParagraphFont">
     <w:name w:val="Default Paragraph Font"/>
     <w:uiPriority w:val="1"/>
+    <w:semiHidden/>
     <w:unhideWhenUsed/>
   </w:style>
   <w:style w:type="table" w:default="1" w:styleId="TableNormal">
